--- a/app/documents/templates/copropriete_draft_v1.docx
+++ b/app/documents/templates/copropriete_draft_v1.docx
@@ -6,7 +6,7 @@
       <w:headerReference w:type="default" r:id="rId9"/>
       <w:footerReference w:type="default" r:id="rId10"/>
       <w:pgSz w:w="11906" w:h="16838"/>
-      <w:pgMar w:top="1134" w:right="1134" w:bottom="1134" w:left="1134" w:header="652" w:footer="652" w:gutter="0"/>
+      <w:pgMar w:top="1134" w:right="1134" w:bottom="1134" w:left="2835" w:header="652" w:footer="652" w:gutter="0"/>
       <w:cols w:space="720"/>
       <w:docGrid w:linePitch="360"/>
     </w:sectPr>
